--- a/assets/1 thành viên/03. ủy quyền.docx
+++ b/assets/1 thành viên/03. ủy quyền.docx
@@ -5,7 +5,7 @@
     <w:p>
       <w:pPr>
         <w:pStyle w:val="Heading4"/>
-        <w:spacing w:before="0" w:after="0"/>
+        <w:spacing w:before="0" w:after="0" w:line="300" w:lineRule="auto"/>
         <w:ind w:left="-90" w:right="-108"/>
         <w:jc w:val="center"/>
         <w:rPr>
@@ -47,6 +47,7 @@
     </w:p>
     <w:p>
       <w:pPr>
+        <w:spacing w:line="300" w:lineRule="auto"/>
         <w:jc w:val="center"/>
         <w:rPr>
           <w:color w:val="000000" w:themeColor="text1"/>
@@ -63,7 +64,7 @@
     </w:p>
     <w:p>
       <w:pPr>
-        <w:spacing w:before="120" w:line="276" w:lineRule="auto"/>
+        <w:spacing w:line="300" w:lineRule="auto"/>
         <w:jc w:val="center"/>
         <w:rPr>
           <w:i/>
@@ -120,7 +121,7 @@
     </w:p>
     <w:p>
       <w:pPr>
-        <w:spacing w:before="120" w:line="276" w:lineRule="auto"/>
+        <w:spacing w:line="300" w:lineRule="auto"/>
         <w:jc w:val="center"/>
         <w:rPr>
           <w:i/>
@@ -132,6 +133,7 @@
     <w:p>
       <w:pPr>
         <w:pStyle w:val="Heading5"/>
+        <w:spacing w:line="300" w:lineRule="auto"/>
         <w:rPr>
           <w:color w:val="000000" w:themeColor="text1"/>
           <w:sz w:val="24"/>
@@ -147,6 +149,7 @@
     </w:p>
     <w:p>
       <w:pPr>
+        <w:spacing w:line="300" w:lineRule="auto"/>
         <w:rPr>
           <w:b/>
           <w:color w:val="000000" w:themeColor="text1"/>
@@ -164,7 +167,7 @@
     </w:p>
     <w:p>
       <w:pPr>
-        <w:spacing w:before="120" w:line="276" w:lineRule="auto"/>
+        <w:spacing w:line="300" w:lineRule="auto"/>
         <w:jc w:val="both"/>
         <w:rPr>
           <w:lang w:val="en-US"/>
@@ -200,7 +203,7 @@
     </w:p>
     <w:p>
       <w:pPr>
-        <w:spacing w:before="120" w:line="276" w:lineRule="auto"/>
+        <w:spacing w:line="300" w:lineRule="auto"/>
         <w:jc w:val="both"/>
       </w:pPr>
       <w:r>
@@ -229,7 +232,7 @@
     </w:p>
     <w:p>
       <w:pPr>
-        <w:spacing w:before="120" w:line="276" w:lineRule="auto"/>
+        <w:spacing w:line="300" w:lineRule="auto"/>
         <w:jc w:val="both"/>
       </w:pPr>
       <w:r>
@@ -244,7 +247,7 @@
     </w:p>
     <w:p>
       <w:pPr>
-        <w:spacing w:before="120" w:line="276" w:lineRule="auto"/>
+        <w:spacing w:line="300" w:lineRule="auto"/>
         <w:rPr>
           <w:lang w:val="en-US"/>
         </w:rPr>
@@ -267,7 +270,7 @@
         <w:tabs>
           <w:tab w:val="left" w:leader="dot" w:pos="8280"/>
         </w:tabs>
-        <w:spacing w:before="120" w:line="276" w:lineRule="auto"/>
+        <w:spacing w:line="300" w:lineRule="auto"/>
       </w:pPr>
       <w:r>
         <w:t>Địa chỉ liên lạc:</w:t>
@@ -278,7 +281,7 @@
         <w:tabs>
           <w:tab w:val="left" w:leader="dot" w:pos="8280"/>
         </w:tabs>
-        <w:spacing w:before="120" w:line="276" w:lineRule="auto"/>
+        <w:spacing w:line="300" w:lineRule="auto"/>
         <w:rPr>
           <w:lang w:val="en-US"/>
         </w:rPr>
@@ -298,7 +301,7 @@
         <w:tabs>
           <w:tab w:val="left" w:leader="dot" w:pos="8280"/>
         </w:tabs>
-        <w:spacing w:before="120" w:line="276" w:lineRule="auto"/>
+        <w:spacing w:line="300" w:lineRule="auto"/>
         <w:rPr>
           <w:lang w:val="en-US"/>
         </w:rPr>
@@ -318,7 +321,7 @@
         <w:tabs>
           <w:tab w:val="left" w:leader="dot" w:pos="8280"/>
         </w:tabs>
-        <w:spacing w:before="120" w:line="276" w:lineRule="auto"/>
+        <w:spacing w:line="300" w:lineRule="auto"/>
         <w:rPr>
           <w:lang w:val="en-US"/>
         </w:rPr>
@@ -338,7 +341,7 @@
         <w:tabs>
           <w:tab w:val="left" w:leader="dot" w:pos="8280"/>
         </w:tabs>
-        <w:spacing w:before="120" w:line="276" w:lineRule="auto"/>
+        <w:spacing w:line="300" w:lineRule="auto"/>
         <w:rPr>
           <w:lang w:val="en-US"/>
         </w:rPr>
@@ -355,7 +358,7 @@
     </w:p>
     <w:p>
       <w:pPr>
-        <w:spacing w:before="120" w:line="276" w:lineRule="auto"/>
+        <w:spacing w:line="300" w:lineRule="auto"/>
         <w:jc w:val="both"/>
         <w:rPr>
           <w:color w:val="000000"/>
@@ -411,6 +414,7 @@
     </w:p>
     <w:p>
       <w:pPr>
+        <w:spacing w:line="300" w:lineRule="auto"/>
         <w:jc w:val="both"/>
         <w:rPr>
           <w:color w:val="000000"/>
@@ -434,7 +438,7 @@
     </w:p>
     <w:p>
       <w:pPr>
-        <w:spacing w:before="120"/>
+        <w:spacing w:line="300" w:lineRule="auto"/>
         <w:jc w:val="both"/>
         <w:rPr>
           <w:color w:val="000000" w:themeColor="text1"/>
@@ -456,7 +460,7 @@
     </w:p>
     <w:p>
       <w:pPr>
-        <w:spacing w:before="120"/>
+        <w:spacing w:line="300" w:lineRule="auto"/>
         <w:jc w:val="both"/>
         <w:rPr>
           <w:color w:val="000000" w:themeColor="text1"/>
@@ -480,7 +484,7 @@
     </w:p>
     <w:p>
       <w:pPr>
-        <w:spacing w:before="120"/>
+        <w:spacing w:line="300" w:lineRule="auto"/>
         <w:jc w:val="both"/>
         <w:rPr>
           <w:color w:val="000000" w:themeColor="text1"/>
@@ -508,7 +512,7 @@
     </w:p>
     <w:p>
       <w:pPr>
-        <w:spacing w:before="120"/>
+        <w:spacing w:line="300" w:lineRule="auto"/>
         <w:jc w:val="both"/>
         <w:rPr>
           <w:color w:val="000000" w:themeColor="text1"/>
@@ -529,7 +533,7 @@
         <w:tabs>
           <w:tab w:val="left" w:leader="dot" w:pos="8280"/>
         </w:tabs>
-        <w:spacing w:before="120"/>
+        <w:spacing w:line="300" w:lineRule="auto"/>
         <w:rPr>
           <w:color w:val="000000" w:themeColor="text1"/>
         </w:rPr>
@@ -563,6 +567,7 @@
     </w:p>
     <w:p>
       <w:pPr>
+        <w:spacing w:line="300" w:lineRule="auto"/>
         <w:jc w:val="both"/>
         <w:rPr>
           <w:color w:val="000000" w:themeColor="text1"/>
@@ -613,6 +618,7 @@
     </w:p>
     <w:p>
       <w:pPr>
+        <w:spacing w:line="300" w:lineRule="auto"/>
         <w:jc w:val="both"/>
         <w:rPr>
           <w:color w:val="000000" w:themeColor="text1"/>
@@ -644,6 +650,7 @@
           <w:ilvl w:val="0"/>
           <w:numId w:val="1"/>
         </w:numPr>
+        <w:spacing w:line="300" w:lineRule="auto"/>
         <w:jc w:val="both"/>
         <w:rPr>
           <w:color w:val="000000" w:themeColor="text1"/>
@@ -662,6 +669,7 @@
           <w:ilvl w:val="0"/>
           <w:numId w:val="1"/>
         </w:numPr>
+        <w:spacing w:line="300" w:lineRule="auto"/>
         <w:jc w:val="both"/>
         <w:rPr>
           <w:color w:val="000000" w:themeColor="text1"/>
@@ -693,6 +701,7 @@
           <w:ilvl w:val="0"/>
           <w:numId w:val="1"/>
         </w:numPr>
+        <w:spacing w:line="300" w:lineRule="auto"/>
         <w:ind w:left="703" w:hanging="703"/>
         <w:jc w:val="both"/>
         <w:rPr>
@@ -712,6 +721,7 @@
           <w:ilvl w:val="0"/>
           <w:numId w:val="1"/>
         </w:numPr>
+        <w:spacing w:line="300" w:lineRule="auto"/>
         <w:ind w:left="703" w:hanging="703"/>
         <w:jc w:val="both"/>
         <w:rPr>
@@ -727,6 +737,7 @@
     </w:p>
     <w:p>
       <w:pPr>
+        <w:spacing w:line="300" w:lineRule="auto"/>
         <w:jc w:val="both"/>
         <w:rPr>
           <w:color w:val="000000" w:themeColor="text1"/>
@@ -748,6 +759,7 @@
     </w:p>
     <w:p>
       <w:pPr>
+        <w:spacing w:line="300" w:lineRule="auto"/>
         <w:jc w:val="both"/>
         <w:rPr>
           <w:color w:val="000000" w:themeColor="text1"/>
@@ -771,6 +783,7 @@
           </w:tcPr>
           <w:p>
             <w:pPr>
+              <w:spacing w:line="300" w:lineRule="auto"/>
               <w:jc w:val="center"/>
               <w:rPr>
                 <w:bCs w:val="0"/>
@@ -787,6 +800,7 @@
           </w:tcPr>
           <w:p>
             <w:pPr>
+              <w:spacing w:line="300" w:lineRule="auto"/>
               <w:jc w:val="center"/>
               <w:rPr>
                 <w:b/>
@@ -803,6 +817,7 @@
           </w:p>
           <w:p>
             <w:pPr>
+              <w:spacing w:line="300" w:lineRule="auto"/>
               <w:jc w:val="center"/>
               <w:rPr>
                 <w:i/>
@@ -819,6 +834,7 @@
           </w:p>
           <w:p>
             <w:pPr>
+              <w:spacing w:line="300" w:lineRule="auto"/>
               <w:jc w:val="center"/>
               <w:rPr>
                 <w:b/>
@@ -830,6 +846,7 @@
           </w:p>
           <w:p>
             <w:pPr>
+              <w:spacing w:line="300" w:lineRule="auto"/>
               <w:jc w:val="center"/>
               <w:rPr>
                 <w:b/>
@@ -840,6 +857,7 @@
           </w:p>
           <w:p>
             <w:pPr>
+              <w:spacing w:line="300" w:lineRule="auto"/>
               <w:jc w:val="center"/>
               <w:rPr>
                 <w:b/>
@@ -850,6 +868,7 @@
           </w:p>
           <w:p>
             <w:pPr>
+              <w:spacing w:line="300" w:lineRule="auto"/>
               <w:jc w:val="center"/>
               <w:rPr>
                 <w:b/>
@@ -860,6 +879,7 @@
           </w:p>
           <w:p>
             <w:pPr>
+              <w:spacing w:line="300" w:lineRule="auto"/>
               <w:jc w:val="center"/>
               <w:rPr>
                 <w:i/>
@@ -876,6 +896,7 @@
           </w:p>
           <w:p>
             <w:pPr>
+              <w:spacing w:line="300" w:lineRule="auto"/>
               <w:jc w:val="center"/>
               <w:rPr>
                 <w:b/>
@@ -892,6 +913,7 @@
                 <w:szCs w:val="23"/>
                 <w:lang w:val="en-US"/>
               </w:rPr>
+              <w:lastRenderedPageBreak/>
               <w:t>{ho_ten}</w:t>
             </w:r>
           </w:p>
@@ -900,6 +922,7 @@
     </w:tbl>
     <w:p>
       <w:pPr>
+        <w:spacing w:line="300" w:lineRule="auto"/>
         <w:ind w:left="3600" w:firstLine="720"/>
         <w:jc w:val="center"/>
         <w:rPr>
